--- a/Prototype/Code Review Checklist.docx
+++ b/Prototype/Code Review Checklist.docx
@@ -295,7 +295,7 @@
               </w:rPr>
               <w:fldChar w:fldCharType="begin">
                 <w:ffData>
-                  <w:name w:val="Check19"/>
+                  <w:name w:val=""/>
                   <w:enabled/>
                   <w:calcOnExit w:val="0"/>
                   <w:checkBox>
@@ -2185,7 +2185,7 @@
               </w:rPr>
               <w:fldChar w:fldCharType="begin">
                 <w:ffData>
-                  <w:name w:val="Check19"/>
+                  <w:name w:val=""/>
                   <w:enabled/>
                   <w:calcOnExit w:val="0"/>
                   <w:checkBox>
